--- a/MeinMaterial/Besprechungen/Gespräch6.docx
+++ b/MeinMaterial/Besprechungen/Gespräch6.docx
@@ -2,6 +2,1977 @@
 <file path=word/document.xml><?xml version="1.0" encoding="utf-8"?>
 <w:document xmlns:wpc="http://schemas.microsoft.com/office/word/2010/wordprocessingCanvas" xmlns:cx="http://schemas.microsoft.com/office/drawing/2014/chartex" xmlns:cx1="http://schemas.microsoft.com/office/drawing/2015/9/8/chartex" xmlns:cx2="http://schemas.microsoft.com/office/drawing/2015/10/21/chartex" xmlns:cx3="http://schemas.microsoft.com/office/drawing/2016/5/9/chartex" xmlns:cx4="http://schemas.microsoft.com/office/drawing/2016/5/10/chartex" xmlns:cx5="http://schemas.microsoft.com/office/drawing/2016/5/11/chartex" xmlns:cx6="http://schemas.microsoft.com/office/drawing/2016/5/12/chartex" xmlns:cx7="http://schemas.microsoft.com/office/drawing/2016/5/13/chartex" xmlns:cx8="http://schemas.microsoft.com/office/drawing/2016/5/14/chartex" xmlns:mc="http://schemas.openxmlformats.org/markup-compatibility/2006" xmlns:aink="http://schemas.microsoft.com/office/drawing/2016/ink" xmlns:am3d="http://schemas.microsoft.com/office/drawing/2017/model3d" xmlns:o="urn:schemas-microsoft-com:office:office" xmlns:oel="http://schemas.microsoft.com/office/2019/extlst" xmlns:r="http://schemas.openxmlformats.org/officeDocument/2006/relationships" xmlns:m="http://schemas.openxmlformats.org/officeDocument/2006/math" xmlns:v="urn:schemas-microsoft-com:vml" xmlns:wp14="http://schemas.microsoft.com/office/word/2010/wordprocessingDrawing" xmlns:wp="http://schemas.openxmlformats.org/drawingml/2006/wordprocessingDrawing" xmlns:w10="urn:schemas-microsoft-com:office:word" xmlns:w="http://schemas.openxmlformats.org/wordprocessingml/2006/main" xmlns:w14="http://schemas.microsoft.com/office/word/2010/wordml" xmlns:w15="http://schemas.microsoft.com/office/word/2012/wordml" xmlns:w16cex="http://schemas.microsoft.com/office/word/2018/wordml/cex" xmlns:w16cid="http://schemas.microsoft.com/office/word/2016/wordml/cid" xmlns:w16="http://schemas.microsoft.com/office/word/2018/wordml" xmlns:w16du="http://schemas.microsoft.com/office/word/2023/wordml/word16du" xmlns:w16sdtdh="http://schemas.microsoft.com/office/word/2020/wordml/sdtdatahash" xmlns:w16sdtfl="http://schemas.microsoft.com/office/word/2024/wordml/sdtformatlock" xmlns:w16se="http://schemas.microsoft.com/office/word/2015/wordml/symex" xmlns:wpg="http://schemas.microsoft.com/office/word/2010/wordprocessingGroup" xmlns:wpi="http://schemas.microsoft.com/office/word/2010/wordprocessingInk" xmlns:wne="http://schemas.microsoft.com/office/word/2006/wordml" xmlns:wps="http://schemas.microsoft.com/office/word/2010/wordprocessingShape" mc:Ignorable="w14 w15 w16se w16cid w16 w16cex w16sdtdh w16sdtfl w16du wp14">
   <w:body>
+    <w:p>
+      <w:proofErr w:type="spellStart"/>
+      <w:r>
+        <w:t>Rowsums</w:t>
+      </w:r>
+      <w:proofErr w:type="spellEnd"/>
+      <w:r>
+        <w:t xml:space="preserve"> (</w:t>
+      </w:r>
+      <w:proofErr w:type="spellStart"/>
+      <w:r>
+        <w:t>abs</w:t>
+      </w:r>
+      <w:proofErr w:type="spellEnd"/>
+      <w:r>
+        <w:t xml:space="preserve"> (</w:t>
+      </w:r>
+      <w:proofErr w:type="spellStart"/>
+      <w:r>
+        <w:t>EHet</w:t>
+      </w:r>
+      <w:proofErr w:type="spellEnd"/>
+      <w:r>
+        <w:t>))</w:t>
+      </w:r>
+    </w:p>
+    <w:p/>
+    <w:p>
+      <w:r>
+        <w:t xml:space="preserve">Pro </w:t>
+      </w:r>
+      <w:proofErr w:type="spellStart"/>
+      <w:r>
+        <w:t>partei</w:t>
+      </w:r>
+      <w:proofErr w:type="spellEnd"/>
+      <w:r>
+        <w:t xml:space="preserve"> auch interessant -&gt; </w:t>
+      </w:r>
+      <w:proofErr w:type="spellStart"/>
+      <w:r>
+        <w:t>heterogenitätsmuster</w:t>
+      </w:r>
+      <w:proofErr w:type="spellEnd"/>
+      <w:r>
+        <w:t xml:space="preserve"> für </w:t>
+      </w:r>
+      <w:proofErr w:type="spellStart"/>
+      <w:r>
+        <w:t>afD</w:t>
+      </w:r>
+      <w:proofErr w:type="spellEnd"/>
+      <w:r>
+        <w:t xml:space="preserve"> ausgeprägter?</w:t>
+      </w:r>
+      <w:r>
+        <w:br/>
+      </w:r>
+      <w:r>
+        <w:br/>
+      </w:r>
+      <w:proofErr w:type="spellStart"/>
+      <w:r>
+        <w:t>aggregation</w:t>
+      </w:r>
+      <w:proofErr w:type="spellEnd"/>
+      <w:r>
+        <w:t xml:space="preserve"> graue stellen</w:t>
+      </w:r>
+      <w:r>
+        <w:br/>
+      </w:r>
+      <w:r>
+        <w:br/>
+        <w:t xml:space="preserve">nur </w:t>
+      </w:r>
+      <w:proofErr w:type="spellStart"/>
+      <w:r>
+        <w:t>osten</w:t>
+      </w:r>
+      <w:proofErr w:type="spellEnd"/>
+      <w:r>
+        <w:t xml:space="preserve"> betrachten -&gt; </w:t>
+      </w:r>
+      <w:proofErr w:type="spellStart"/>
+      <w:r>
+        <w:t>ostberlin</w:t>
+      </w:r>
+      <w:proofErr w:type="spellEnd"/>
+      <w:r>
+        <w:t xml:space="preserve"> mit rein, </w:t>
+      </w:r>
+      <w:proofErr w:type="spellStart"/>
+      <w:r>
+        <w:t>rest</w:t>
+      </w:r>
+      <w:proofErr w:type="spellEnd"/>
+      <w:r>
+        <w:t xml:space="preserve"> </w:t>
+      </w:r>
+      <w:proofErr w:type="spellStart"/>
+      <w:r>
+        <w:t>berlin</w:t>
+      </w:r>
+      <w:proofErr w:type="spellEnd"/>
+      <w:r>
+        <w:t xml:space="preserve"> raus</w:t>
+      </w:r>
+      <w:r>
+        <w:br/>
+      </w:r>
+      <w:proofErr w:type="spellStart"/>
+      <w:r>
+        <w:t>politik</w:t>
+      </w:r>
+      <w:proofErr w:type="spellEnd"/>
+      <w:r>
+        <w:t xml:space="preserve">, </w:t>
+      </w:r>
+      <w:proofErr w:type="spellStart"/>
+      <w:r>
+        <w:t>literatur</w:t>
+      </w:r>
+      <w:proofErr w:type="spellEnd"/>
+      <w:r>
+        <w:t xml:space="preserve">, andere politische </w:t>
+      </w:r>
+      <w:proofErr w:type="spellStart"/>
+      <w:r>
+        <w:t>wahlhintergrüdne</w:t>
+      </w:r>
+      <w:proofErr w:type="spellEnd"/>
+      <w:r>
+        <w:t xml:space="preserve"> </w:t>
+      </w:r>
+      <w:proofErr w:type="gramStart"/>
+      <w:r>
+        <w:t xml:space="preserve">im </w:t>
+      </w:r>
+      <w:proofErr w:type="spellStart"/>
+      <w:r>
+        <w:t>osten</w:t>
+      </w:r>
+      <w:proofErr w:type="spellEnd"/>
+      <w:proofErr w:type="gramEnd"/>
+      <w:r>
+        <w:br/>
+      </w:r>
+      <w:r>
+        <w:br/>
+      </w:r>
+      <w:r>
+        <w:br/>
+        <w:t xml:space="preserve">von </w:t>
+      </w:r>
+      <w:proofErr w:type="spellStart"/>
+      <w:r>
+        <w:t>interesse</w:t>
+      </w:r>
+      <w:proofErr w:type="spellEnd"/>
+      <w:r>
+        <w:t xml:space="preserve">: pro </w:t>
+      </w:r>
+      <w:proofErr w:type="spellStart"/>
+      <w:r>
+        <w:t>Iteratione</w:t>
+      </w:r>
+      <w:proofErr w:type="spellEnd"/>
+      <w:r>
+        <w:br/>
+      </w:r>
+      <w:proofErr w:type="spellStart"/>
+      <w:r>
+        <w:t>monitoring</w:t>
+      </w:r>
+      <w:proofErr w:type="spellEnd"/>
+      <w:r>
+        <w:t xml:space="preserve">: pro </w:t>
+      </w:r>
+      <w:proofErr w:type="spellStart"/>
+      <w:r>
+        <w:t>iteration</w:t>
+      </w:r>
+      <w:proofErr w:type="spellEnd"/>
+      <w:r>
+        <w:t xml:space="preserve"> </w:t>
+      </w:r>
+      <w:proofErr w:type="spellStart"/>
+      <w:r>
+        <w:t>hetE</w:t>
+      </w:r>
+      <w:proofErr w:type="spellEnd"/>
+      <w:r>
+        <w:t xml:space="preserve"> speichern, </w:t>
+      </w:r>
+      <w:proofErr w:type="spellStart"/>
+      <w:r>
+        <w:t>nslphom</w:t>
+      </w:r>
+      <w:proofErr w:type="spellEnd"/>
+      <w:r>
+        <w:t xml:space="preserve"> </w:t>
+      </w:r>
+      <w:proofErr w:type="spellStart"/>
+      <w:r>
+        <w:t>funktion</w:t>
+      </w:r>
+      <w:proofErr w:type="spellEnd"/>
+      <w:r>
+        <w:t xml:space="preserve"> </w:t>
+      </w:r>
+      <w:proofErr w:type="spellStart"/>
+      <w:r>
+        <w:t>rüberkopieren</w:t>
+      </w:r>
+      <w:proofErr w:type="spellEnd"/>
+      <w:r>
+        <w:br/>
+      </w:r>
+      <w:proofErr w:type="spellStart"/>
+      <w:r>
+        <w:t>HETe.sequence</w:t>
+      </w:r>
+      <w:proofErr w:type="spellEnd"/>
+    </w:p>
+    <w:p/>
+    <w:p>
+      <w:proofErr w:type="spellStart"/>
+      <w:r>
+        <w:t>EHet</w:t>
+      </w:r>
+      <w:proofErr w:type="spellEnd"/>
+      <w:r>
+        <w:t xml:space="preserve"> auf lokale </w:t>
+      </w:r>
+      <w:proofErr w:type="spellStart"/>
+      <w:r>
+        <w:t>matrizen</w:t>
+      </w:r>
+      <w:proofErr w:type="spellEnd"/>
+      <w:r>
+        <w:t xml:space="preserve"> </w:t>
+      </w:r>
+      <w:proofErr w:type="spellStart"/>
+      <w:r>
+        <w:t>abweichung</w:t>
+      </w:r>
+      <w:proofErr w:type="spellEnd"/>
+      <w:r>
+        <w:t xml:space="preserve"> </w:t>
+      </w:r>
+    </w:p>
+    <w:p/>
+    <w:p>
+      <w:r>
+        <w:t xml:space="preserve">Multivariate </w:t>
+      </w:r>
+      <w:proofErr w:type="spellStart"/>
+      <w:r>
+        <w:t>regression</w:t>
+      </w:r>
+      <w:proofErr w:type="spellEnd"/>
+      <w:r>
+        <w:br/>
+        <w:t xml:space="preserve">Linear </w:t>
+      </w:r>
+      <w:proofErr w:type="spellStart"/>
+      <w:r>
+        <w:t>regression</w:t>
+      </w:r>
+      <w:proofErr w:type="spellEnd"/>
+      <w:r>
+        <w:t xml:space="preserve"> pro geschätztes y</w:t>
+      </w:r>
+      <w:r>
+        <w:t>/</w:t>
+      </w:r>
+      <w:proofErr w:type="spellStart"/>
+      <w:r>
+        <w:t>übergangspa</w:t>
+      </w:r>
+      <w:r>
+        <w:t>rameter</w:t>
+      </w:r>
+      <w:proofErr w:type="spellEnd"/>
+      <w:r>
+        <w:br/>
+        <w:t xml:space="preserve">KI: gestapeltes </w:t>
+      </w:r>
+      <w:proofErr w:type="spellStart"/>
+      <w:r>
+        <w:t>Fractional</w:t>
+      </w:r>
+      <w:proofErr w:type="spellEnd"/>
+      <w:r>
+        <w:t>-Logit-Modell</w:t>
+      </w:r>
+    </w:p>
+    <w:p/>
+    <w:p>
+      <w:r>
+        <w:t xml:space="preserve">Multiple </w:t>
+      </w:r>
+      <w:proofErr w:type="spellStart"/>
+      <w:r>
+        <w:t>testing</w:t>
+      </w:r>
+      <w:proofErr w:type="spellEnd"/>
+      <w:r>
+        <w:t xml:space="preserve"> im </w:t>
+      </w:r>
+      <w:proofErr w:type="spellStart"/>
+      <w:r>
+        <w:t>blick</w:t>
+      </w:r>
+      <w:proofErr w:type="spellEnd"/>
+      <w:r>
+        <w:t xml:space="preserve"> behalten</w:t>
+      </w:r>
+    </w:p>
+    <w:p/>
+    <w:p>
+      <w:r>
+        <w:t xml:space="preserve">Quantifizieren </w:t>
+      </w:r>
+      <w:proofErr w:type="spellStart"/>
+      <w:r>
+        <w:t>abweichung</w:t>
+      </w:r>
+      <w:proofErr w:type="spellEnd"/>
+      <w:r>
+        <w:t xml:space="preserve"> </w:t>
+      </w:r>
+      <w:proofErr w:type="spellStart"/>
+      <w:r>
+        <w:t>sd</w:t>
+      </w:r>
+      <w:proofErr w:type="spellEnd"/>
+      <w:r>
+        <w:t>(</w:t>
+      </w:r>
+      <w:proofErr w:type="spellStart"/>
+      <w:r>
+        <w:t>bootstrap</w:t>
+      </w:r>
+      <w:proofErr w:type="spellEnd"/>
+      <w:r>
+        <w:t xml:space="preserve">) </w:t>
+      </w:r>
+      <w:proofErr w:type="spellStart"/>
+      <w:proofErr w:type="gramStart"/>
+      <w:r>
+        <w:t>sd</w:t>
+      </w:r>
+      <w:proofErr w:type="spellEnd"/>
+      <w:r>
+        <w:t>(</w:t>
+      </w:r>
+      <w:proofErr w:type="spellStart"/>
+      <w:proofErr w:type="gramEnd"/>
+      <w:r>
+        <w:t>modell</w:t>
+      </w:r>
+      <w:proofErr w:type="spellEnd"/>
+      <w:r>
+        <w:t xml:space="preserve">, einmalig) -&gt; </w:t>
+      </w:r>
+      <w:proofErr w:type="spellStart"/>
+      <w:r>
+        <w:t>begründung</w:t>
+      </w:r>
+      <w:proofErr w:type="spellEnd"/>
+      <w:r>
+        <w:t xml:space="preserve"> </w:t>
+      </w:r>
+      <w:proofErr w:type="spellStart"/>
+      <w:r>
+        <w:t>bootstrap</w:t>
+      </w:r>
+      <w:proofErr w:type="spellEnd"/>
+    </w:p>
+    <w:p/>
+    <w:p/>
+    <w:p>
+      <w:proofErr w:type="spellStart"/>
+      <w:r>
+        <w:t>Nslphom</w:t>
+      </w:r>
+      <w:proofErr w:type="spellEnd"/>
+      <w:r>
+        <w:t xml:space="preserve"> kopieren in jeder loop </w:t>
+      </w:r>
+      <w:proofErr w:type="spellStart"/>
+      <w:proofErr w:type="gramStart"/>
+      <w:r>
+        <w:t>HetE</w:t>
+      </w:r>
+      <w:proofErr w:type="spellEnd"/>
+      <w:r>
+        <w:t xml:space="preserve">  abspeichern</w:t>
+      </w:r>
+      <w:proofErr w:type="gramEnd"/>
+      <w:r>
+        <w:t xml:space="preserve"> </w:t>
+      </w:r>
+      <w:proofErr w:type="spellStart"/>
+      <w:r>
+        <w:t>iter_max</w:t>
+      </w:r>
+      <w:proofErr w:type="spellEnd"/>
+      <w:r>
+        <w:t xml:space="preserve"> auf 100 und dann beobachten</w:t>
+      </w:r>
+      <w:r>
+        <w:br/>
+      </w:r>
+      <w:proofErr w:type="spellStart"/>
+      <w:r>
+        <w:t>HET.a</w:t>
+      </w:r>
+      <w:proofErr w:type="spellEnd"/>
+      <w:r>
+        <w:t xml:space="preserve"> </w:t>
+      </w:r>
+      <w:proofErr w:type="gramStart"/>
+      <w:r>
+        <w:t>und .w</w:t>
+      </w:r>
+      <w:proofErr w:type="gramEnd"/>
+      <w:r>
+        <w:t xml:space="preserve"> mitteln, </w:t>
+      </w:r>
+      <w:proofErr w:type="spellStart"/>
+      <w:r>
+        <w:t>plot</w:t>
+      </w:r>
+      <w:proofErr w:type="spellEnd"/>
+      <w:r>
+        <w:t xml:space="preserve"> über </w:t>
+      </w:r>
+      <w:proofErr w:type="spellStart"/>
+      <w:r>
+        <w:t>iterationen</w:t>
+      </w:r>
+      <w:proofErr w:type="spellEnd"/>
+      <w:r>
+        <w:br/>
+        <w:t>über alle daten</w:t>
+      </w:r>
+    </w:p>
+    <w:p/>
+    <w:p>
+      <w:proofErr w:type="spellStart"/>
+      <w:r>
+        <w:t>Lp.Solve</w:t>
+      </w:r>
+      <w:proofErr w:type="spellEnd"/>
+      <w:r>
+        <w:t xml:space="preserve"> = Symphony?</w:t>
+      </w:r>
+      <w:r>
+        <w:br/>
+      </w:r>
+      <w:proofErr w:type="spellStart"/>
+      <w:r>
+        <w:t>nslphom</w:t>
+      </w:r>
+      <w:proofErr w:type="spellEnd"/>
+      <w:r>
+        <w:t xml:space="preserve"> schnellerer </w:t>
+      </w:r>
+      <w:proofErr w:type="spellStart"/>
+      <w:r>
+        <w:t>solver</w:t>
+      </w:r>
+      <w:proofErr w:type="spellEnd"/>
+      <w:r>
+        <w:t xml:space="preserve"> (</w:t>
+      </w:r>
+      <w:proofErr w:type="spellStart"/>
+      <w:r>
+        <w:t>osqp</w:t>
+      </w:r>
+      <w:proofErr w:type="spellEnd"/>
+      <w:r>
+        <w:t xml:space="preserve">) in </w:t>
+      </w:r>
+      <w:proofErr w:type="spellStart"/>
+      <w:r>
+        <w:t>nslphom</w:t>
+      </w:r>
+      <w:proofErr w:type="spellEnd"/>
+      <w:r>
+        <w:t xml:space="preserve"> </w:t>
+      </w:r>
+      <w:proofErr w:type="spellStart"/>
+      <w:r>
+        <w:t>fkt</w:t>
+      </w:r>
+      <w:proofErr w:type="spellEnd"/>
+      <w:r>
+        <w:t xml:space="preserve"> ein</w:t>
+      </w:r>
+      <w:r>
+        <w:t>fügen (linear kann er das?)</w:t>
+      </w:r>
+    </w:p>
+    <w:p/>
+    <w:p>
+      <w:proofErr w:type="spellStart"/>
+      <w:r>
+        <w:t>Lphom_unit</w:t>
+      </w:r>
+      <w:proofErr w:type="spellEnd"/>
+      <w:r>
+        <w:t xml:space="preserve"> austauschen </w:t>
+      </w:r>
+      <w:r>
+        <w:t xml:space="preserve">in </w:t>
+      </w:r>
+      <w:proofErr w:type="spellStart"/>
+      <w:r>
+        <w:t>nslphom</w:t>
+      </w:r>
+      <w:proofErr w:type="spellEnd"/>
+      <w:r>
+        <w:t xml:space="preserve"> Funktion </w:t>
+      </w:r>
+      <w:r>
+        <w:t>für schnelleren Bootstrap</w:t>
+      </w:r>
+    </w:p>
+    <w:p/>
+    <w:p>
+      <w:r>
+        <w:t>Diskussion:</w:t>
+      </w:r>
+      <w:r>
+        <w:br/>
+        <w:t xml:space="preserve">keine </w:t>
+      </w:r>
+      <w:proofErr w:type="spellStart"/>
+      <w:r>
+        <w:t>umabhängigen</w:t>
+      </w:r>
+      <w:proofErr w:type="spellEnd"/>
+      <w:r>
+        <w:t xml:space="preserve"> </w:t>
+      </w:r>
+      <w:proofErr w:type="spellStart"/>
+      <w:r>
+        <w:t>schätzungen</w:t>
+      </w:r>
+      <w:proofErr w:type="spellEnd"/>
+      <w:r>
+        <w:t xml:space="preserve">: gehen alle </w:t>
+      </w:r>
+      <w:proofErr w:type="spellStart"/>
+      <w:r>
+        <w:t>cdu</w:t>
+      </w:r>
+      <w:proofErr w:type="spellEnd"/>
+      <w:r>
+        <w:t xml:space="preserve"> </w:t>
+      </w:r>
+      <w:proofErr w:type="spellStart"/>
+      <w:r>
+        <w:t>ler</w:t>
+      </w:r>
+      <w:proofErr w:type="spellEnd"/>
+      <w:r>
+        <w:t xml:space="preserve"> zu </w:t>
+      </w:r>
+      <w:proofErr w:type="spellStart"/>
+      <w:r>
+        <w:t>afd</w:t>
+      </w:r>
+      <w:proofErr w:type="spellEnd"/>
+      <w:r>
+        <w:t xml:space="preserve"> wird von anderen </w:t>
+      </w:r>
+      <w:proofErr w:type="spellStart"/>
+      <w:r>
+        <w:t>parteien</w:t>
+      </w:r>
+      <w:proofErr w:type="spellEnd"/>
+      <w:r>
+        <w:t xml:space="preserve"> immer 0% übergehen</w:t>
+      </w:r>
+    </w:p>
+    <w:p/>
+    <w:p>
+      <w:pPr>
+        <w:rPr>
+          <w:b/>
+          <w:bCs/>
+        </w:rPr>
+      </w:pPr>
+      <w:r>
+        <w:lastRenderedPageBreak/>
+        <w:t xml:space="preserve">Multivariate lineare </w:t>
+      </w:r>
+      <w:proofErr w:type="spellStart"/>
+      <w:r>
+        <w:t>modelle</w:t>
+      </w:r>
+      <w:proofErr w:type="spellEnd"/>
+      <w:r>
+        <w:br/>
+      </w:r>
+      <w:r>
+        <w:rPr>
+          <w:b/>
+          <w:bCs/>
+        </w:rPr>
+        <w:t>Die wesentlichen Nachteile</w:t>
+      </w:r>
+    </w:p>
+    <w:p>
+      <w:pPr>
+        <w:rPr>
+          <w:b/>
+          <w:bCs/>
+        </w:rPr>
+      </w:pPr>
+      <w:r>
+        <w:rPr>
+          <w:b/>
+          <w:bCs/>
+        </w:rPr>
+        <w:t>1. Wahrscheinlichkeiten werden wie unbeschränkte metrische Variablen behandelt</w:t>
+      </w:r>
+    </w:p>
+    <w:p>
+      <w:r>
+        <w:t>Deine Outcomes liegen zwischen 0 und 1:</w:t>
+      </w:r>
+    </w:p>
+    <w:p>
+      <m:oMathPara>
+        <m:oMath>
+          <m:r>
+            <w:rPr>
+              <w:rFonts w:ascii="Cambria Math" w:hAnsi="Cambria Math"/>
+            </w:rPr>
+            <m:t>0≤p≤1.</m:t>
+          </m:r>
+          <m:r>
+            <w:rPr>
+              <w:i/>
+            </w:rPr>
+            <w:br/>
+          </m:r>
+        </m:oMath>
+      </m:oMathPara>
+    </w:p>
+    <w:p>
+      <w:r>
+        <w:t>Die lineare Regression kann aber Vorhersagen wie</w:t>
+      </w:r>
+    </w:p>
+    <w:p>
+      <m:oMathPara>
+        <m:oMath>
+          <m:acc>
+            <m:accPr>
+              <m:ctrlPr>
+                <w:rPr>
+                  <w:rFonts w:ascii="Cambria Math" w:hAnsi="Cambria Math"/>
+                </w:rPr>
+              </m:ctrlPr>
+            </m:accPr>
+            <m:e>
+              <m:r>
+                <w:rPr>
+                  <w:rFonts w:ascii="Cambria Math" w:hAnsi="Cambria Math"/>
+                </w:rPr>
+                <m:t>p</m:t>
+              </m:r>
+            </m:e>
+          </m:acc>
+          <m:r>
+            <w:rPr>
+              <w:rFonts w:ascii="Cambria Math" w:hAnsi="Cambria Math"/>
+            </w:rPr>
+            <m:t>=-0,04 </m:t>
+          </m:r>
+          <m:r>
+            <m:rPr>
+              <m:nor/>
+            </m:rPr>
+            <m:t>oder</m:t>
+          </m:r>
+          <m:r>
+            <w:rPr>
+              <w:rFonts w:ascii="Cambria Math" w:hAnsi="Cambria Math"/>
+            </w:rPr>
+            <m:t> </m:t>
+          </m:r>
+          <m:acc>
+            <m:accPr>
+              <m:ctrlPr>
+                <w:rPr>
+                  <w:rFonts w:ascii="Cambria Math" w:hAnsi="Cambria Math"/>
+                </w:rPr>
+              </m:ctrlPr>
+            </m:accPr>
+            <m:e>
+              <m:r>
+                <w:rPr>
+                  <w:rFonts w:ascii="Cambria Math" w:hAnsi="Cambria Math"/>
+                </w:rPr>
+                <m:t>p</m:t>
+              </m:r>
+            </m:e>
+          </m:acc>
+          <m:r>
+            <w:rPr>
+              <w:rFonts w:ascii="Cambria Math" w:hAnsi="Cambria Math"/>
+            </w:rPr>
+            <m:t>=1,07</m:t>
+          </m:r>
+          <m:r>
+            <w:rPr>
+              <w:i/>
+            </w:rPr>
+            <w:br/>
+          </m:r>
+        </m:oMath>
+      </m:oMathPara>
+    </w:p>
+    <w:p>
+      <w:r>
+        <w:t>erzeugen.</w:t>
+      </w:r>
+    </w:p>
+    <w:p>
+      <w:r>
+        <w:t>Das ist bei Wahrscheinlichkeiten sachlich unmöglich.</w:t>
+      </w:r>
+    </w:p>
+    <w:p>
+      <w:r>
+        <w:t>Wie problematisch das ist, hängt von deinen Daten ab. Liegen alle Übergangswahrscheinlichkeiten beispielsweise zwischen 0,05 und 0,35 und die Vorhersagen ebenfalls in diesem Bereich, ist das Problem praktisch geringer. Liegen viele Werte nahe 0 oder 1, ist ein lineares Modell deutlich ungeeigneter.</w:t>
+      </w:r>
+    </w:p>
+    <w:p>
+      <w:pPr>
+        <w:rPr>
+          <w:b/>
+          <w:bCs/>
+        </w:rPr>
+      </w:pPr>
+      <w:r>
+        <w:rPr>
+          <w:b/>
+          <w:bCs/>
+        </w:rPr>
+        <w:t>2. Heteroskedastizität ist wahrscheinlich</w:t>
+      </w:r>
+    </w:p>
+    <w:p>
+      <w:r>
+        <w:t xml:space="preserve">Die mögliche Varianz einer Wahrscheinlichkeit hängt von ihrem Niveau ab. Bei einem </w:t>
+      </w:r>
+      <w:proofErr w:type="spellStart"/>
+      <w:r>
+        <w:t>binomialen</w:t>
+      </w:r>
+      <w:proofErr w:type="spellEnd"/>
+      <w:r>
+        <w:t xml:space="preserve"> Anteil gilt idealtypisch:</w:t>
+      </w:r>
+    </w:p>
+    <w:p>
+      <m:oMathPara>
+        <m:oMath>
+          <m:r>
+            <m:rPr>
+              <m:sty m:val="p"/>
+            </m:rPr>
+            <w:rPr>
+              <w:rFonts w:ascii="Cambria Math" w:hAnsi="Cambria Math"/>
+            </w:rPr>
+            <m:t>Var</m:t>
+          </m:r>
+          <m:r>
+            <w:rPr>
+              <w:rFonts w:ascii="Cambria Math" w:hAnsi="Cambria Math"/>
+            </w:rPr>
+            <m:t>⁡</m:t>
+          </m:r>
+          <m:d>
+            <m:dPr>
+              <m:ctrlPr>
+                <w:rPr>
+                  <w:rFonts w:ascii="Cambria Math" w:hAnsi="Cambria Math"/>
+                </w:rPr>
+              </m:ctrlPr>
+            </m:dPr>
+            <m:e>
+              <m:acc>
+                <m:accPr>
+                  <m:ctrlPr>
+                    <w:rPr>
+                      <w:rFonts w:ascii="Cambria Math" w:hAnsi="Cambria Math"/>
+                    </w:rPr>
+                  </m:ctrlPr>
+                </m:accPr>
+                <m:e>
+                  <m:r>
+                    <w:rPr>
+                      <w:rFonts w:ascii="Cambria Math" w:hAnsi="Cambria Math"/>
+                    </w:rPr>
+                    <m:t>p</m:t>
+                  </m:r>
+                </m:e>
+              </m:acc>
+            </m:e>
+          </m:d>
+          <m:r>
+            <w:rPr>
+              <w:rFonts w:ascii="Cambria Math" w:hAnsi="Cambria Math"/>
+            </w:rPr>
+            <m:t>∝p</m:t>
+          </m:r>
+          <m:d>
+            <m:dPr>
+              <m:ctrlPr>
+                <w:rPr>
+                  <w:rFonts w:ascii="Cambria Math" w:hAnsi="Cambria Math"/>
+                </w:rPr>
+              </m:ctrlPr>
+            </m:dPr>
+            <m:e>
+              <m:r>
+                <w:rPr>
+                  <w:rFonts w:ascii="Cambria Math" w:hAnsi="Cambria Math"/>
+                </w:rPr>
+                <m:t>1-p</m:t>
+              </m:r>
+            </m:e>
+          </m:d>
+          <m:r>
+            <w:rPr>
+              <w:rFonts w:ascii="Cambria Math" w:hAnsi="Cambria Math"/>
+            </w:rPr>
+            <m:t>.</m:t>
+          </m:r>
+          <m:r>
+            <w:rPr>
+              <w:i/>
+            </w:rPr>
+            <w:br/>
+          </m:r>
+        </m:oMath>
+      </m:oMathPara>
+    </w:p>
+    <w:p>
+      <w:r>
+        <w:t>Ein Anteil um 0,5 kann stärker variieren als ein Anteil nahe 0 oder 1.</w:t>
+      </w:r>
+    </w:p>
+    <w:p>
+      <w:r>
+        <w:t xml:space="preserve">Die klassische multivariate lineare Regression unterstellt dagegen eine konstante </w:t>
+      </w:r>
+      <w:proofErr w:type="spellStart"/>
+      <w:r>
+        <w:t>Fehlerkovarianzmatrix</w:t>
+      </w:r>
+      <w:proofErr w:type="spellEnd"/>
+      <w:r>
+        <w:t>:</w:t>
+      </w:r>
+    </w:p>
+    <w:p>
+      <m:oMathPara>
+        <m:oMath>
+          <m:r>
+            <m:rPr>
+              <m:sty m:val="p"/>
+            </m:rPr>
+            <w:rPr>
+              <w:rFonts w:ascii="Cambria Math" w:hAnsi="Cambria Math"/>
+            </w:rPr>
+            <m:t>Cov</m:t>
+          </m:r>
+          <m:r>
+            <w:rPr>
+              <w:rFonts w:ascii="Cambria Math" w:hAnsi="Cambria Math"/>
+            </w:rPr>
+            <m:t>⁡</m:t>
+          </m:r>
+          <m:d>
+            <m:dPr>
+              <m:ctrlPr>
+                <w:rPr>
+                  <w:rFonts w:ascii="Cambria Math" w:hAnsi="Cambria Math"/>
+                </w:rPr>
+              </m:ctrlPr>
+            </m:dPr>
+            <m:e>
+              <m:sSub>
+                <m:sSubPr>
+                  <m:ctrlPr>
+                    <w:rPr>
+                      <w:rFonts w:ascii="Cambria Math" w:hAnsi="Cambria Math"/>
+                    </w:rPr>
+                  </m:ctrlPr>
+                </m:sSubPr>
+                <m:e>
+                  <m:r>
+                    <w:rPr>
+                      <w:rFonts w:ascii="Cambria Math" w:hAnsi="Cambria Math"/>
+                    </w:rPr>
+                    <m:t>ε</m:t>
+                  </m:r>
+                </m:e>
+                <m:sub>
+                  <m:r>
+                    <w:rPr>
+                      <w:rFonts w:ascii="Cambria Math" w:hAnsi="Cambria Math"/>
+                    </w:rPr>
+                    <m:t>i</m:t>
+                  </m:r>
+                </m:sub>
+              </m:sSub>
+            </m:e>
+          </m:d>
+          <m:r>
+            <w:rPr>
+              <w:rFonts w:ascii="Cambria Math" w:hAnsi="Cambria Math"/>
+            </w:rPr>
+            <m:t>=Σ</m:t>
+          </m:r>
+          <m:r>
+            <w:rPr>
+              <w:i/>
+            </w:rPr>
+            <w:br/>
+          </m:r>
+        </m:oMath>
+      </m:oMathPara>
+    </w:p>
+    <w:p>
+      <w:r>
+        <w:t>für alle Gemeinden.</w:t>
+      </w:r>
+    </w:p>
+    <w:p>
+      <w:r>
+        <w:t>Bei deinen Zuflüssen ist diese Annahme wahrscheinlich nur näherungsweise erfüllt.</w:t>
+      </w:r>
+    </w:p>
+    <w:p>
+      <w:pPr>
+        <w:rPr>
+          <w:b/>
+          <w:bCs/>
+        </w:rPr>
+      </w:pPr>
+      <w:r>
+        <w:rPr>
+          <w:b/>
+          <w:bCs/>
+        </w:rPr>
+        <w:t>3. Die verschiedenen Outcomes bräuchten unterschiedliche Gewichte</w:t>
+      </w:r>
+    </w:p>
+    <w:p>
+      <w:r>
+        <w:t>Das ist für deinen Fall wahrscheinlich der größte praktische Nachteil.</w:t>
+      </w:r>
+    </w:p>
+    <w:p>
+      <w:r>
+        <w:t xml:space="preserve">Für </w:t>
+      </w:r>
+      <w:proofErr w:type="spellStart"/>
+      <w:r>
+        <w:t>SPD→AfD</w:t>
+      </w:r>
+      <w:proofErr w:type="spellEnd"/>
+      <w:r>
+        <w:t xml:space="preserve"> wäre ein sinnvolles Gewicht:</w:t>
+      </w:r>
+    </w:p>
+    <w:p>
+      <m:oMathPara>
+        <m:oMath>
+          <m:sSub>
+            <m:sSubPr>
+              <m:ctrlPr>
+                <w:rPr>
+                  <w:rFonts w:ascii="Cambria Math" w:hAnsi="Cambria Math"/>
+                </w:rPr>
+              </m:ctrlPr>
+            </m:sSubPr>
+            <m:e>
+              <m:r>
+                <w:rPr>
+                  <w:rFonts w:ascii="Cambria Math" w:hAnsi="Cambria Math"/>
+                </w:rPr>
+                <m:t>w</m:t>
+              </m:r>
+            </m:e>
+            <m:sub>
+              <m:r>
+                <w:rPr>
+                  <w:rFonts w:ascii="Cambria Math" w:hAnsi="Cambria Math"/>
+                </w:rPr>
+                <m:t>i,</m:t>
+              </m:r>
+              <m:r>
+                <m:rPr>
+                  <m:sty m:val="p"/>
+                </m:rPr>
+                <w:rPr>
+                  <w:rFonts w:ascii="Cambria Math" w:hAnsi="Cambria Math"/>
+                </w:rPr>
+                <m:t>SPD</m:t>
+              </m:r>
+            </m:sub>
+          </m:sSub>
+          <m:r>
+            <w:rPr>
+              <w:rFonts w:ascii="Cambria Math" w:hAnsi="Cambria Math"/>
+            </w:rPr>
+            <m:t>=</m:t>
+          </m:r>
+          <m:sSub>
+            <m:sSubPr>
+              <m:ctrlPr>
+                <w:rPr>
+                  <w:rFonts w:ascii="Cambria Math" w:hAnsi="Cambria Math"/>
+                </w:rPr>
+              </m:ctrlPr>
+            </m:sSubPr>
+            <m:e>
+              <m:r>
+                <w:rPr>
+                  <w:rFonts w:ascii="Cambria Math" w:hAnsi="Cambria Math"/>
+                </w:rPr>
+                <m:t>N</m:t>
+              </m:r>
+            </m:e>
+            <m:sub>
+              <m:r>
+                <w:rPr>
+                  <w:rFonts w:ascii="Cambria Math" w:hAnsi="Cambria Math"/>
+                </w:rPr>
+                <m:t>i,</m:t>
+              </m:r>
+              <m:r>
+                <m:rPr>
+                  <m:sty m:val="p"/>
+                </m:rPr>
+                <w:rPr>
+                  <w:rFonts w:ascii="Cambria Math" w:hAnsi="Cambria Math"/>
+                </w:rPr>
+                <m:t>SPD</m:t>
+              </m:r>
+              <m:r>
+                <w:rPr>
+                  <w:rFonts w:ascii="Cambria Math" w:hAnsi="Cambria Math"/>
+                </w:rPr>
+                <m:t>,2021</m:t>
+              </m:r>
+            </m:sub>
+          </m:sSub>
+          <m:r>
+            <w:rPr>
+              <w:rFonts w:ascii="Cambria Math" w:hAnsi="Cambria Math"/>
+            </w:rPr>
+            <m:t>.</m:t>
+          </m:r>
+          <m:r>
+            <w:rPr>
+              <w:i/>
+            </w:rPr>
+            <w:br/>
+          </m:r>
+        </m:oMath>
+      </m:oMathPara>
+    </w:p>
+    <w:p>
+      <w:r>
+        <w:t xml:space="preserve">Für </w:t>
+      </w:r>
+      <w:proofErr w:type="spellStart"/>
+      <w:r>
+        <w:t>Union→AfD</w:t>
+      </w:r>
+      <w:proofErr w:type="spellEnd"/>
+      <w:r>
+        <w:t xml:space="preserve"> dagegen:</w:t>
+      </w:r>
+    </w:p>
+    <w:p>
+      <m:oMathPara>
+        <m:oMath>
+          <m:sSub>
+            <m:sSubPr>
+              <m:ctrlPr>
+                <w:rPr>
+                  <w:rFonts w:ascii="Cambria Math" w:hAnsi="Cambria Math"/>
+                </w:rPr>
+              </m:ctrlPr>
+            </m:sSubPr>
+            <m:e>
+              <m:r>
+                <w:rPr>
+                  <w:rFonts w:ascii="Cambria Math" w:hAnsi="Cambria Math"/>
+                </w:rPr>
+                <m:t>w</m:t>
+              </m:r>
+            </m:e>
+            <m:sub>
+              <m:r>
+                <w:rPr>
+                  <w:rFonts w:ascii="Cambria Math" w:hAnsi="Cambria Math"/>
+                </w:rPr>
+                <m:t>i,</m:t>
+              </m:r>
+              <m:r>
+                <m:rPr>
+                  <m:sty m:val="p"/>
+                </m:rPr>
+                <w:rPr>
+                  <w:rFonts w:ascii="Cambria Math" w:hAnsi="Cambria Math"/>
+                </w:rPr>
+                <m:t>Union</m:t>
+              </m:r>
+            </m:sub>
+          </m:sSub>
+          <m:r>
+            <w:rPr>
+              <w:rFonts w:ascii="Cambria Math" w:hAnsi="Cambria Math"/>
+            </w:rPr>
+            <m:t>=</m:t>
+          </m:r>
+          <m:sSub>
+            <m:sSubPr>
+              <m:ctrlPr>
+                <w:rPr>
+                  <w:rFonts w:ascii="Cambria Math" w:hAnsi="Cambria Math"/>
+                </w:rPr>
+              </m:ctrlPr>
+            </m:sSubPr>
+            <m:e>
+              <m:r>
+                <w:rPr>
+                  <w:rFonts w:ascii="Cambria Math" w:hAnsi="Cambria Math"/>
+                </w:rPr>
+                <m:t>N</m:t>
+              </m:r>
+            </m:e>
+            <m:sub>
+              <m:r>
+                <w:rPr>
+                  <w:rFonts w:ascii="Cambria Math" w:hAnsi="Cambria Math"/>
+                </w:rPr>
+                <m:t>i,</m:t>
+              </m:r>
+              <m:r>
+                <m:rPr>
+                  <m:sty m:val="p"/>
+                </m:rPr>
+                <w:rPr>
+                  <w:rFonts w:ascii="Cambria Math" w:hAnsi="Cambria Math"/>
+                </w:rPr>
+                <m:t>Union</m:t>
+              </m:r>
+              <m:r>
+                <w:rPr>
+                  <w:rFonts w:ascii="Cambria Math" w:hAnsi="Cambria Math"/>
+                </w:rPr>
+                <m:t>,2021</m:t>
+              </m:r>
+            </m:sub>
+          </m:sSub>
+          <m:r>
+            <w:rPr>
+              <w:rFonts w:ascii="Cambria Math" w:hAnsi="Cambria Math"/>
+            </w:rPr>
+            <m:t>.</m:t>
+          </m:r>
+          <m:r>
+            <w:rPr>
+              <w:i/>
+            </w:rPr>
+            <w:br/>
+          </m:r>
+        </m:oMath>
+      </m:oMathPara>
+    </w:p>
+    <w:p>
+      <w:r>
+        <w:lastRenderedPageBreak/>
+        <w:t xml:space="preserve">Eine gewöhnliche multivariate Regression verwendet aber ein gemeinsames Gewicht </w:t>
+      </w:r>
+      <m:oMath>
+        <m:sSub>
+          <m:sSubPr>
+            <m:ctrlPr>
+              <w:rPr>
+                <w:rFonts w:ascii="Cambria Math" w:hAnsi="Cambria Math"/>
+              </w:rPr>
+            </m:ctrlPr>
+          </m:sSubPr>
+          <m:e>
+            <m:r>
+              <w:rPr>
+                <w:rFonts w:ascii="Cambria Math" w:hAnsi="Cambria Math"/>
+              </w:rPr>
+              <m:t>w</m:t>
+            </m:r>
+          </m:e>
+          <m:sub>
+            <m:r>
+              <w:rPr>
+                <w:rFonts w:ascii="Cambria Math" w:hAnsi="Cambria Math"/>
+              </w:rPr>
+              <m:t>i</m:t>
+            </m:r>
+          </m:sub>
+        </m:sSub>
+      </m:oMath>
+      <w:r>
+        <w:t>für die gesamte Ergebniszeile einer Gemeinde.</w:t>
+      </w:r>
+    </w:p>
+    <w:p>
+      <w:r>
+        <w:t>Du kannst also nicht ohne Weiteres sagen:</w:t>
+      </w:r>
+    </w:p>
+    <w:p>
+      <w:pPr>
+        <w:numPr>
+          <w:ilvl w:val="0"/>
+          <w:numId w:val="1"/>
+        </w:numPr>
+      </w:pPr>
+      <w:r>
+        <w:t xml:space="preserve">SPD-Gleichung nach SPD-Stimmen gewichten, </w:t>
+      </w:r>
+    </w:p>
+    <w:p>
+      <w:pPr>
+        <w:numPr>
+          <w:ilvl w:val="0"/>
+          <w:numId w:val="1"/>
+        </w:numPr>
+      </w:pPr>
+      <w:r>
+        <w:t xml:space="preserve">Union-Gleichung nach Unionsstimmen gewichten, </w:t>
+      </w:r>
+    </w:p>
+    <w:p>
+      <w:pPr>
+        <w:numPr>
+          <w:ilvl w:val="0"/>
+          <w:numId w:val="1"/>
+        </w:numPr>
+      </w:pPr>
+      <w:r>
+        <w:t xml:space="preserve">FDP-Gleichung nach FDP-Stimmen gewichten. </w:t>
+      </w:r>
+    </w:p>
+    <w:p>
+      <w:r>
+        <w:t>Bei separaten Modellen oder einem gestapelten Modell geht das problemlos.</w:t>
+      </w:r>
+    </w:p>
+    <w:p>
+      <w:r>
+        <w:t>Ein gemeinsames Gewicht wie Gesamtzahl der Wahlberechtigten wäre möglich, entspricht aber nicht exakt der Präzision der einzelnen Übergangsparameter.</w:t>
+      </w:r>
+    </w:p>
+    <w:p>
+      <w:pPr>
+        <w:rPr>
+          <w:b/>
+          <w:bCs/>
+        </w:rPr>
+      </w:pPr>
+      <w:r>
+        <w:rPr>
+          <w:b/>
+          <w:bCs/>
+        </w:rPr>
+        <w:t>4. Bei identischen Prädiktoren ändern sich die einzelnen Koeffizienten meist nicht</w:t>
+      </w:r>
+    </w:p>
+    <w:p>
+      <w:r>
+        <w:t>Das ist ein wichtiger Punkt.</w:t>
+      </w:r>
+    </w:p>
+    <w:p>
+      <w:r>
+        <w:t>Wenn jede Gleichung exakt dieselben Prädiktoren verwendet und dieselben Gemeinden enthalten sind, entsprechen die Koeffizienten der multivariaten linearen Regression grundsätzlich den Koeffizienten separater OLS-Regressionen.</w:t>
+      </w:r>
+    </w:p>
+    <w:p>
+      <w:r>
+        <w:t xml:space="preserve">Das gemeinsame Modell sorgt dann nicht automatisch für „bessere“ </w:t>
+      </w:r>
+      <w:proofErr w:type="spellStart"/>
+      <w:r>
+        <w:t>Koeffizientenschätzungen</w:t>
+      </w:r>
+      <w:proofErr w:type="spellEnd"/>
+      <w:r>
+        <w:t>.</w:t>
+      </w:r>
+    </w:p>
+    <w:p>
+      <w:r>
+        <w:t>Sein zusätzlicher Nutzen liegt vor allem in:</w:t>
+      </w:r>
+    </w:p>
+    <w:p>
+      <w:pPr>
+        <w:numPr>
+          <w:ilvl w:val="0"/>
+          <w:numId w:val="2"/>
+        </w:numPr>
+      </w:pPr>
+      <w:r>
+        <w:t xml:space="preserve">der Schätzung der Fehlerkovarianzen, </w:t>
+      </w:r>
+    </w:p>
+    <w:p>
+      <w:pPr>
+        <w:numPr>
+          <w:ilvl w:val="0"/>
+          <w:numId w:val="2"/>
+        </w:numPr>
+      </w:pPr>
+      <w:r>
+        <w:t xml:space="preserve">gemeinsamen multivariaten Hypothesentests, </w:t>
+      </w:r>
+    </w:p>
+    <w:p>
+      <w:pPr>
+        <w:numPr>
+          <w:ilvl w:val="0"/>
+          <w:numId w:val="2"/>
+        </w:numPr>
+      </w:pPr>
+      <w:r>
+        <w:t xml:space="preserve">Tests von </w:t>
+      </w:r>
+      <w:proofErr w:type="spellStart"/>
+      <w:r>
+        <w:t>Koeffizientengleichheiten</w:t>
+      </w:r>
+      <w:proofErr w:type="spellEnd"/>
+      <w:r>
+        <w:t xml:space="preserve">. </w:t>
+      </w:r>
+    </w:p>
+    <w:p>
+      <w:r>
+        <w:t>Die gemeinsame Modellierung verbessert also nicht zwingend die Vorhersage jedes einzelnen Zuflusses.</w:t>
+      </w:r>
+    </w:p>
+    <w:p>
+      <w:pPr>
+        <w:rPr>
+          <w:b/>
+          <w:bCs/>
+        </w:rPr>
+      </w:pPr>
+      <w:r>
+        <w:rPr>
+          <w:b/>
+          <w:bCs/>
+        </w:rPr>
+        <w:t xml:space="preserve">5. </w:t>
+      </w:r>
+      <w:proofErr w:type="spellStart"/>
+      <w:r>
+        <w:rPr>
+          <w:b/>
+          <w:bCs/>
+        </w:rPr>
+        <w:t>Complete</w:t>
+      </w:r>
+      <w:proofErr w:type="spellEnd"/>
+      <w:r>
+        <w:rPr>
+          <w:b/>
+          <w:bCs/>
+        </w:rPr>
+        <w:t>-Case-Problem</w:t>
+      </w:r>
+    </w:p>
+    <w:p>
+      <w:r>
+        <w:t xml:space="preserve">Bei </w:t>
+      </w:r>
+      <w:proofErr w:type="spellStart"/>
+      <w:r>
+        <w:t>cbind</w:t>
+      </w:r>
+      <w:proofErr w:type="spellEnd"/>
+      <w:r>
+        <w:t>() muss eine Gemeinde normalerweise für alle enthaltenen Outcomes und Prädiktoren vollständige Werte besitzen.</w:t>
+      </w:r>
+    </w:p>
+    <w:p>
+      <w:r>
+        <w:t xml:space="preserve">Fehlt beispielsweise nur </w:t>
+      </w:r>
+      <w:proofErr w:type="spellStart"/>
+      <w:r>
+        <w:t>p_fdp_afd</w:t>
+      </w:r>
+      <w:proofErr w:type="spellEnd"/>
+      <w:r>
+        <w:t>, kann die gesamte Gemeinde aus allen Gleichungen herausfallen – auch aus der SPD- und Union-Gleichung.</w:t>
+      </w:r>
+    </w:p>
+    <w:p>
+      <w:r>
+        <w:t>Bei separaten Regressionen könnten je Outcome mehr Gemeinden genutzt werden. Allerdings würden dann unterschiedliche Stichproben die Koeffizientenvergleiche erschweren.</w:t>
+      </w:r>
+    </w:p>
+    <w:p>
+      <w:pPr>
+        <w:rPr>
+          <w:b/>
+          <w:bCs/>
+        </w:rPr>
+      </w:pPr>
+      <w:r>
+        <w:rPr>
+          <w:b/>
+          <w:bCs/>
+        </w:rPr>
+        <w:t>6. Geschätzte Outcomes werden als beobachtet behandelt</w:t>
+      </w:r>
+    </w:p>
+    <w:p>
+      <w:r>
+        <w:t xml:space="preserve">Deine AfD-Zuflüsse stammen aus </w:t>
+      </w:r>
+      <w:proofErr w:type="spellStart"/>
+      <w:r>
+        <w:t>nslphom_dual</w:t>
+      </w:r>
+      <w:proofErr w:type="spellEnd"/>
+      <w:r>
+        <w:t>():</w:t>
+      </w:r>
+    </w:p>
+    <w:p>
+      <m:oMathPara>
+        <m:oMath>
+          <m:sSub>
+            <m:sSubPr>
+              <m:ctrlPr>
+                <w:rPr>
+                  <w:rFonts w:ascii="Cambria Math" w:hAnsi="Cambria Math"/>
+                </w:rPr>
+              </m:ctrlPr>
+            </m:sSubPr>
+            <m:e>
+              <m:acc>
+                <m:accPr>
+                  <m:ctrlPr>
+                    <w:rPr>
+                      <w:rFonts w:ascii="Cambria Math" w:hAnsi="Cambria Math"/>
+                    </w:rPr>
+                  </m:ctrlPr>
+                </m:accPr>
+                <m:e>
+                  <m:r>
+                    <w:rPr>
+                      <w:rFonts w:ascii="Cambria Math" w:hAnsi="Cambria Math"/>
+                    </w:rPr>
+                    <m:t>p</m:t>
+                  </m:r>
+                </m:e>
+              </m:acc>
+            </m:e>
+            <m:sub>
+              <m:r>
+                <w:rPr>
+                  <w:rFonts w:ascii="Cambria Math" w:hAnsi="Cambria Math"/>
+                </w:rPr>
+                <m:t>ij</m:t>
+              </m:r>
+            </m:sub>
+          </m:sSub>
+          <m:r>
+            <w:rPr>
+              <w:rFonts w:ascii="Cambria Math" w:hAnsi="Cambria Math"/>
+            </w:rPr>
+            <m:t>.</m:t>
+          </m:r>
+          <m:r>
+            <w:rPr>
+              <w:i/>
+            </w:rPr>
+            <w:br/>
+          </m:r>
+        </m:oMath>
+      </m:oMathPara>
+    </w:p>
+    <w:p>
+      <w:r>
+        <w:t>Die multivariate Regression behandelt diese zunächst wie fehlerfrei beobachtete Werte. Sie berücksichtigt nicht automatisch, dass sie selbst aus einer ökologischen Inferenzschätzung stammen.</w:t>
+      </w:r>
+    </w:p>
+    <w:p>
+      <w:r>
+        <w:t>Insbesondere fehlen:</w:t>
+      </w:r>
+    </w:p>
+    <w:p>
+      <w:pPr>
+        <w:numPr>
+          <w:ilvl w:val="0"/>
+          <w:numId w:val="3"/>
+        </w:numPr>
+      </w:pPr>
+      <w:r>
+        <w:lastRenderedPageBreak/>
+        <w:t xml:space="preserve">Unsicherheit aus der ersten Schätzstufe, </w:t>
+      </w:r>
+    </w:p>
+    <w:p>
+      <w:pPr>
+        <w:numPr>
+          <w:ilvl w:val="0"/>
+          <w:numId w:val="3"/>
+        </w:numPr>
+      </w:pPr>
+      <w:r>
+        <w:t xml:space="preserve">Unteridentifikation der lokalen Übergangsmatrizen, </w:t>
+      </w:r>
+    </w:p>
+    <w:p>
+      <w:pPr>
+        <w:numPr>
+          <w:ilvl w:val="0"/>
+          <w:numId w:val="3"/>
+        </w:numPr>
+      </w:pPr>
+      <w:r>
+        <w:t xml:space="preserve">Unsicherheit der HET-gewichteten Dualkombination, </w:t>
+      </w:r>
+    </w:p>
+    <w:p>
+      <w:pPr>
+        <w:numPr>
+          <w:ilvl w:val="0"/>
+          <w:numId w:val="3"/>
+        </w:numPr>
+      </w:pPr>
+      <w:r>
+        <w:t xml:space="preserve">gemeinsame Abhängigkeiten durch die globale </w:t>
+      </w:r>
+      <w:proofErr w:type="spellStart"/>
+      <w:r>
+        <w:t>nslphom</w:t>
+      </w:r>
+      <w:proofErr w:type="spellEnd"/>
+      <w:r>
+        <w:t xml:space="preserve">-Schätzung. </w:t>
+      </w:r>
+    </w:p>
+    <w:p>
+      <w:r>
+        <w:t xml:space="preserve">Die geschätzte </w:t>
+      </w:r>
+      <w:proofErr w:type="spellStart"/>
+      <w:r>
+        <w:t>Fehlerkovarianzmatrix</w:t>
+      </w:r>
+      <w:proofErr w:type="spellEnd"/>
+      <w:r>
+        <w:t xml:space="preserve"> der Regression bildet nur die verbleibenden Zusammenhänge der Regressionsresiduen ab. Sie ist </w:t>
+      </w:r>
+      <w:r>
+        <w:rPr>
+          <w:b/>
+          <w:bCs/>
+        </w:rPr>
+        <w:t xml:space="preserve">keine vollständige Unsicherheitsfortpflanzung aus </w:t>
+      </w:r>
+      <w:proofErr w:type="spellStart"/>
+      <w:r>
+        <w:rPr>
+          <w:b/>
+          <w:bCs/>
+        </w:rPr>
+        <w:t>nslphom_dual</w:t>
+      </w:r>
+      <w:proofErr w:type="spellEnd"/>
+      <w:r>
+        <w:rPr>
+          <w:b/>
+          <w:bCs/>
+        </w:rPr>
+        <w:t>()</w:t>
+      </w:r>
+      <w:r>
+        <w:t>.</w:t>
+      </w:r>
+    </w:p>
+    <w:p>
+      <w:pPr>
+        <w:rPr>
+          <w:b/>
+          <w:bCs/>
+        </w:rPr>
+      </w:pPr>
+      <w:r>
+        <w:rPr>
+          <w:b/>
+          <w:bCs/>
+        </w:rPr>
+        <w:t>7. Räumliche Autokorrelation</w:t>
+      </w:r>
+    </w:p>
+    <w:p>
+      <w:r>
+        <w:t>Die multivariate Standardregression nimmt an, dass verschiedene Gemeinden unabhängig sind:</w:t>
+      </w:r>
+    </w:p>
+    <w:p>
+      <m:oMathPara>
+        <m:oMath>
+          <m:sSub>
+            <m:sSubPr>
+              <m:ctrlPr>
+                <w:rPr>
+                  <w:rFonts w:ascii="Cambria Math" w:hAnsi="Cambria Math"/>
+                </w:rPr>
+              </m:ctrlPr>
+            </m:sSubPr>
+            <m:e>
+              <m:r>
+                <w:rPr>
+                  <w:rFonts w:ascii="Cambria Math" w:hAnsi="Cambria Math"/>
+                </w:rPr>
+                <m:t>ε</m:t>
+              </m:r>
+            </m:e>
+            <m:sub>
+              <m:r>
+                <w:rPr>
+                  <w:rFonts w:ascii="Cambria Math" w:hAnsi="Cambria Math"/>
+                </w:rPr>
+                <m:t>i</m:t>
+              </m:r>
+            </m:sub>
+          </m:sSub>
+          <m:r>
+            <w:rPr>
+              <w:rFonts w:ascii="Cambria Math" w:hAnsi="Cambria Math"/>
+            </w:rPr>
+            <m:t>⊥</m:t>
+          </m:r>
+          <m:sSub>
+            <m:sSubPr>
+              <m:ctrlPr>
+                <w:rPr>
+                  <w:rFonts w:ascii="Cambria Math" w:hAnsi="Cambria Math"/>
+                </w:rPr>
+              </m:ctrlPr>
+            </m:sSubPr>
+            <m:e>
+              <m:r>
+                <w:rPr>
+                  <w:rFonts w:ascii="Cambria Math" w:hAnsi="Cambria Math"/>
+                </w:rPr>
+                <m:t>ε</m:t>
+              </m:r>
+            </m:e>
+            <m:sub>
+              <m:sSup>
+                <m:sSupPr>
+                  <m:ctrlPr>
+                    <w:rPr>
+                      <w:rFonts w:ascii="Cambria Math" w:hAnsi="Cambria Math"/>
+                    </w:rPr>
+                  </m:ctrlPr>
+                </m:sSupPr>
+                <m:e>
+                  <m:r>
+                    <w:rPr>
+                      <w:rFonts w:ascii="Cambria Math" w:hAnsi="Cambria Math"/>
+                    </w:rPr>
+                    <m:t>i</m:t>
+                  </m:r>
+                </m:e>
+                <m:sup>
+                  <m:r>
+                    <w:rPr>
+                      <w:rFonts w:ascii="Cambria Math" w:hAnsi="Cambria Math"/>
+                    </w:rPr>
+                    <m:t>'</m:t>
+                  </m:r>
+                </m:sup>
+              </m:sSup>
+            </m:sub>
+          </m:sSub>
+          <m:r>
+            <w:rPr>
+              <w:rFonts w:ascii="Cambria Math" w:hAnsi="Cambria Math"/>
+            </w:rPr>
+            <m:t>.</m:t>
+          </m:r>
+          <m:r>
+            <w:rPr>
+              <w:i/>
+            </w:rPr>
+            <w:br/>
+          </m:r>
+        </m:oMath>
+      </m:oMathPara>
+    </w:p>
+    <w:p>
+      <w:r>
+        <w:t>Benachbarte Gemeinden können aber ähnliche nicht beobachtete Eigenschaften aufweisen.</w:t>
+      </w:r>
+    </w:p>
+    <w:p>
+      <w:r>
+        <w:t xml:space="preserve">Die multivariate Regression berücksichtigt zwar Zusammenhänge </w:t>
+      </w:r>
+      <w:r>
+        <w:rPr>
+          <w:b/>
+          <w:bCs/>
+        </w:rPr>
+        <w:t>zwischen den Outcomes derselben Gemeinde</w:t>
+      </w:r>
+      <w:r>
+        <w:t xml:space="preserve">, aber nicht automatisch Zusammenhänge </w:t>
+      </w:r>
+      <w:r>
+        <w:rPr>
+          <w:b/>
+          <w:bCs/>
+        </w:rPr>
+        <w:t>zwischen benachbarten Gemeinden</w:t>
+      </w:r>
+      <w:r>
+        <w:t>.</w:t>
+      </w:r>
+    </w:p>
+    <w:p>
+      <w:r>
+        <w:t>Das sind zwei verschiedene Arten von Abhängigkeit.</w:t>
+      </w:r>
+    </w:p>
+    <w:p>
+      <w:pPr>
+        <w:rPr>
+          <w:b/>
+          <w:bCs/>
+        </w:rPr>
+      </w:pPr>
+      <w:r>
+        <w:rPr>
+          <w:b/>
+          <w:bCs/>
+        </w:rPr>
+        <w:t>8. Multivariate Normalverteilung der Fehler</w:t>
+      </w:r>
+    </w:p>
+    <w:p>
+      <w:r>
+        <w:t>Für klassische multivariate Tests wird typischerweise angenommen:</w:t>
+      </w:r>
+    </w:p>
+    <w:p>
+      <m:oMathPara>
+        <m:oMath>
+          <m:sSub>
+            <m:sSubPr>
+              <m:ctrlPr>
+                <w:rPr>
+                  <w:rFonts w:ascii="Cambria Math" w:hAnsi="Cambria Math"/>
+                </w:rPr>
+              </m:ctrlPr>
+            </m:sSubPr>
+            <m:e>
+              <m:r>
+                <w:rPr>
+                  <w:rFonts w:ascii="Cambria Math" w:hAnsi="Cambria Math"/>
+                </w:rPr>
+                <m:t>ε</m:t>
+              </m:r>
+            </m:e>
+            <m:sub>
+              <m:r>
+                <w:rPr>
+                  <w:rFonts w:ascii="Cambria Math" w:hAnsi="Cambria Math"/>
+                </w:rPr>
+                <m:t>i</m:t>
+              </m:r>
+            </m:sub>
+          </m:sSub>
+          <m:r>
+            <w:rPr>
+              <w:rFonts w:ascii="Cambria Math" w:hAnsi="Cambria Math"/>
+            </w:rPr>
+            <m:t>∼</m:t>
+          </m:r>
+          <m:sSub>
+            <m:sSubPr>
+              <m:ctrlPr>
+                <w:rPr>
+                  <w:rFonts w:ascii="Cambria Math" w:hAnsi="Cambria Math"/>
+                </w:rPr>
+              </m:ctrlPr>
+            </m:sSubPr>
+            <m:e>
+              <m:r>
+                <w:rPr>
+                  <w:rFonts w:ascii="Cambria Math" w:hAnsi="Cambria Math"/>
+                </w:rPr>
+                <m:t>N</m:t>
+              </m:r>
+            </m:e>
+            <m:sub>
+              <m:r>
+                <w:rPr>
+                  <w:rFonts w:ascii="Cambria Math" w:hAnsi="Cambria Math"/>
+                </w:rPr>
+                <m:t>q</m:t>
+              </m:r>
+            </m:sub>
+          </m:sSub>
+          <m:d>
+            <m:dPr>
+              <m:sepChr m:val=","/>
+              <m:ctrlPr>
+                <w:rPr>
+                  <w:rFonts w:ascii="Cambria Math" w:hAnsi="Cambria Math"/>
+                </w:rPr>
+              </m:ctrlPr>
+            </m:dPr>
+            <m:e>
+              <m:r>
+                <w:rPr>
+                  <w:rFonts w:ascii="Cambria Math" w:hAnsi="Cambria Math"/>
+                </w:rPr>
+                <m:t>0</m:t>
+              </m:r>
+            </m:e>
+            <m:e>
+              <m:r>
+                <w:rPr>
+                  <w:rFonts w:ascii="Cambria Math" w:hAnsi="Cambria Math"/>
+                </w:rPr>
+                <m:t>Σ</m:t>
+              </m:r>
+            </m:e>
+          </m:d>
+          <m:r>
+            <w:rPr>
+              <w:rFonts w:ascii="Cambria Math" w:hAnsi="Cambria Math"/>
+            </w:rPr>
+            <m:t>.</m:t>
+          </m:r>
+          <m:r>
+            <w:rPr>
+              <w:i/>
+            </w:rPr>
+            <w:br/>
+          </m:r>
+        </m:oMath>
+      </m:oMathPara>
+    </w:p>
+    <w:p>
+      <w:r>
+        <w:t>Bei begrenzten, häufig schiefen Übergangswahrscheinlichkeiten kann diese Annahme verletzt sein.</w:t>
+      </w:r>
+    </w:p>
+    <w:p>
+      <w:r>
+        <w:t xml:space="preserve">Mit sehr vielen Gemeinden sind </w:t>
+      </w:r>
+      <w:proofErr w:type="spellStart"/>
+      <w:r>
+        <w:t>Koeffizientenschätzungen</w:t>
+      </w:r>
+      <w:proofErr w:type="spellEnd"/>
+      <w:r>
+        <w:t xml:space="preserve"> häufig trotzdem brauchbar, klassische p-Werte und multivariate Tests können aber empfindlich reagieren.</w:t>
+      </w:r>
+    </w:p>
+    <w:p>
+      <w:pPr>
+        <w:rPr>
+          <w:b/>
+          <w:bCs/>
+        </w:rPr>
+      </w:pPr>
+      <w:r>
+        <w:rPr>
+          <w:b/>
+          <w:bCs/>
+        </w:rPr>
+        <w:t>9. Ausreißer können starken Einfluss haben</w:t>
+      </w:r>
+    </w:p>
+    <w:p>
+      <w:r>
+        <w:t>Einige kleine Gemeinden können sehr extreme geschätzte Übergangswahrscheinlichkeiten aufweisen. Da OLS quadrierte Residuen minimiert, können solche Einheiten einen starken Einfluss auf die Koeffizienten ausüben.</w:t>
+      </w:r>
+    </w:p>
+    <w:p>
+      <w:r>
+        <w:t>Deshalb wären mindestens zu prüfen:</w:t>
+      </w:r>
+    </w:p>
+    <w:p>
+      <w:pPr>
+        <w:numPr>
+          <w:ilvl w:val="0"/>
+          <w:numId w:val="4"/>
+        </w:numPr>
+      </w:pPr>
+      <w:r>
+        <w:t xml:space="preserve">Hebelwerte, </w:t>
+      </w:r>
+    </w:p>
+    <w:p>
+      <w:pPr>
+        <w:numPr>
+          <w:ilvl w:val="0"/>
+          <w:numId w:val="4"/>
+        </w:numPr>
+      </w:pPr>
+      <w:r>
+        <w:t xml:space="preserve">Cook-Distanzen, </w:t>
+      </w:r>
+    </w:p>
+    <w:p>
+      <w:pPr>
+        <w:numPr>
+          <w:ilvl w:val="0"/>
+          <w:numId w:val="4"/>
+        </w:numPr>
+      </w:pPr>
+      <w:r>
+        <w:t xml:space="preserve">Residuen, </w:t>
+      </w:r>
+    </w:p>
+    <w:p>
+      <w:pPr>
+        <w:numPr>
+          <w:ilvl w:val="0"/>
+          <w:numId w:val="4"/>
+        </w:numPr>
+      </w:pPr>
+      <w:r>
+        <w:t>Größe der jeweiligen Herkunftsgruppe.</w:t>
+      </w:r>
+    </w:p>
     <w:p/>
     <w:sectPr>
       <w:pgSz w:w="11906" w:h="16838"/>
@@ -11,6 +1982,619 @@
     </w:sectPr>
   </w:body>
 </w:document>
+</file>
+
+<file path=word/numbering.xml><?xml version="1.0" encoding="utf-8"?>
+<w:numbering xmlns:wpc="http://schemas.microsoft.com/office/word/2010/wordprocessingCanvas" xmlns:cx="http://schemas.microsoft.com/office/drawing/2014/chartex" xmlns:cx1="http://schemas.microsoft.com/office/drawing/2015/9/8/chartex" xmlns:cx2="http://schemas.microsoft.com/office/drawing/2015/10/21/chartex" xmlns:cx3="http://schemas.microsoft.com/office/drawing/2016/5/9/chartex" xmlns:cx4="http://schemas.microsoft.com/office/drawing/2016/5/10/chartex" xmlns:cx5="http://schemas.microsoft.com/office/drawing/2016/5/11/chartex" xmlns:cx6="http://schemas.microsoft.com/office/drawing/2016/5/12/chartex" xmlns:cx7="http://schemas.microsoft.com/office/drawing/2016/5/13/chartex" xmlns:cx8="http://schemas.microsoft.com/office/drawing/2016/5/14/chartex" xmlns:mc="http://schemas.openxmlformats.org/markup-compatibility/2006" xmlns:aink="http://schemas.microsoft.com/office/drawing/2016/ink" xmlns:am3d="http://schemas.microsoft.com/office/drawing/2017/model3d" xmlns:o="urn:schemas-microsoft-com:office:office" xmlns:oel="http://schemas.microsoft.com/office/2019/extlst" xmlns:r="http://schemas.openxmlformats.org/officeDocument/2006/relationships" xmlns:m="http://schemas.openxmlformats.org/officeDocument/2006/math" xmlns:v="urn:schemas-microsoft-com:vml" xmlns:wp14="http://schemas.microsoft.com/office/word/2010/wordprocessingDrawing" xmlns:wp="http://schemas.openxmlformats.org/drawingml/2006/wordprocessingDrawing" xmlns:w10="urn:schemas-microsoft-com:office:word" xmlns:w="http://schemas.openxmlformats.org/wordprocessingml/2006/main" xmlns:w14="http://schemas.microsoft.com/office/word/2010/wordml" xmlns:w15="http://schemas.microsoft.com/office/word/2012/wordml" xmlns:w16cex="http://schemas.microsoft.com/office/word/2018/wordml/cex" xmlns:w16cid="http://schemas.microsoft.com/office/word/2016/wordml/cid" xmlns:w16="http://schemas.microsoft.com/office/word/2018/wordml" xmlns:w16du="http://schemas.microsoft.com/office/word/2023/wordml/word16du" xmlns:w16sdtdh="http://schemas.microsoft.com/office/word/2020/wordml/sdtdatahash" xmlns:w16sdtfl="http://schemas.microsoft.com/office/word/2024/wordml/sdtformatlock" xmlns:w16se="http://schemas.microsoft.com/office/word/2015/wordml/symex" xmlns:wpg="http://schemas.microsoft.com/office/word/2010/wordprocessingGroup" xmlns:wpi="http://schemas.microsoft.com/office/word/2010/wordprocessingInk" xmlns:wne="http://schemas.microsoft.com/office/word/2006/wordml" xmlns:wps="http://schemas.microsoft.com/office/word/2010/wordprocessingShape" mc:Ignorable="w14 w15 w16se w16cid w16 w16cex w16sdtdh w16sdtfl w16du wp14">
+  <w:abstractNum w:abstractNumId="0" w15:restartNumberingAfterBreak="0">
+    <w:nsid w:val="32A80A0D"/>
+    <w:multiLevelType w:val="multilevel"/>
+    <w:tmpl w:val="69D23714"/>
+    <w:lvl w:ilvl="0">
+      <w:start w:val="1"/>
+      <w:numFmt w:val="bullet"/>
+      <w:lvlText w:val=""/>
+      <w:lvlJc w:val="left"/>
+      <w:pPr>
+        <w:tabs>
+          <w:tab w:val="num" w:pos="720"/>
+        </w:tabs>
+        <w:ind w:left="720" w:hanging="360"/>
+      </w:pPr>
+      <w:rPr>
+        <w:rFonts w:ascii="Symbol" w:hAnsi="Symbol" w:hint="default"/>
+        <w:sz w:val="20"/>
+      </w:rPr>
+    </w:lvl>
+    <w:lvl w:ilvl="1" w:tentative="1">
+      <w:start w:val="1"/>
+      <w:numFmt w:val="bullet"/>
+      <w:lvlText w:val="o"/>
+      <w:lvlJc w:val="left"/>
+      <w:pPr>
+        <w:tabs>
+          <w:tab w:val="num" w:pos="1440"/>
+        </w:tabs>
+        <w:ind w:left="1440" w:hanging="360"/>
+      </w:pPr>
+      <w:rPr>
+        <w:rFonts w:ascii="Courier New" w:hAnsi="Courier New" w:hint="default"/>
+        <w:sz w:val="20"/>
+      </w:rPr>
+    </w:lvl>
+    <w:lvl w:ilvl="2" w:tentative="1">
+      <w:start w:val="1"/>
+      <w:numFmt w:val="bullet"/>
+      <w:lvlText w:val=""/>
+      <w:lvlJc w:val="left"/>
+      <w:pPr>
+        <w:tabs>
+          <w:tab w:val="num" w:pos="2160"/>
+        </w:tabs>
+        <w:ind w:left="2160" w:hanging="360"/>
+      </w:pPr>
+      <w:rPr>
+        <w:rFonts w:ascii="Wingdings" w:hAnsi="Wingdings" w:hint="default"/>
+        <w:sz w:val="20"/>
+      </w:rPr>
+    </w:lvl>
+    <w:lvl w:ilvl="3" w:tentative="1">
+      <w:start w:val="1"/>
+      <w:numFmt w:val="bullet"/>
+      <w:lvlText w:val=""/>
+      <w:lvlJc w:val="left"/>
+      <w:pPr>
+        <w:tabs>
+          <w:tab w:val="num" w:pos="2880"/>
+        </w:tabs>
+        <w:ind w:left="2880" w:hanging="360"/>
+      </w:pPr>
+      <w:rPr>
+        <w:rFonts w:ascii="Wingdings" w:hAnsi="Wingdings" w:hint="default"/>
+        <w:sz w:val="20"/>
+      </w:rPr>
+    </w:lvl>
+    <w:lvl w:ilvl="4" w:tentative="1">
+      <w:start w:val="1"/>
+      <w:numFmt w:val="bullet"/>
+      <w:lvlText w:val=""/>
+      <w:lvlJc w:val="left"/>
+      <w:pPr>
+        <w:tabs>
+          <w:tab w:val="num" w:pos="3600"/>
+        </w:tabs>
+        <w:ind w:left="3600" w:hanging="360"/>
+      </w:pPr>
+      <w:rPr>
+        <w:rFonts w:ascii="Wingdings" w:hAnsi="Wingdings" w:hint="default"/>
+        <w:sz w:val="20"/>
+      </w:rPr>
+    </w:lvl>
+    <w:lvl w:ilvl="5" w:tentative="1">
+      <w:start w:val="1"/>
+      <w:numFmt w:val="bullet"/>
+      <w:lvlText w:val=""/>
+      <w:lvlJc w:val="left"/>
+      <w:pPr>
+        <w:tabs>
+          <w:tab w:val="num" w:pos="4320"/>
+        </w:tabs>
+        <w:ind w:left="4320" w:hanging="360"/>
+      </w:pPr>
+      <w:rPr>
+        <w:rFonts w:ascii="Wingdings" w:hAnsi="Wingdings" w:hint="default"/>
+        <w:sz w:val="20"/>
+      </w:rPr>
+    </w:lvl>
+    <w:lvl w:ilvl="6" w:tentative="1">
+      <w:start w:val="1"/>
+      <w:numFmt w:val="bullet"/>
+      <w:lvlText w:val=""/>
+      <w:lvlJc w:val="left"/>
+      <w:pPr>
+        <w:tabs>
+          <w:tab w:val="num" w:pos="5040"/>
+        </w:tabs>
+        <w:ind w:left="5040" w:hanging="360"/>
+      </w:pPr>
+      <w:rPr>
+        <w:rFonts w:ascii="Wingdings" w:hAnsi="Wingdings" w:hint="default"/>
+        <w:sz w:val="20"/>
+      </w:rPr>
+    </w:lvl>
+    <w:lvl w:ilvl="7" w:tentative="1">
+      <w:start w:val="1"/>
+      <w:numFmt w:val="bullet"/>
+      <w:lvlText w:val=""/>
+      <w:lvlJc w:val="left"/>
+      <w:pPr>
+        <w:tabs>
+          <w:tab w:val="num" w:pos="5760"/>
+        </w:tabs>
+        <w:ind w:left="5760" w:hanging="360"/>
+      </w:pPr>
+      <w:rPr>
+        <w:rFonts w:ascii="Wingdings" w:hAnsi="Wingdings" w:hint="default"/>
+        <w:sz w:val="20"/>
+      </w:rPr>
+    </w:lvl>
+    <w:lvl w:ilvl="8" w:tentative="1">
+      <w:start w:val="1"/>
+      <w:numFmt w:val="bullet"/>
+      <w:lvlText w:val=""/>
+      <w:lvlJc w:val="left"/>
+      <w:pPr>
+        <w:tabs>
+          <w:tab w:val="num" w:pos="6480"/>
+        </w:tabs>
+        <w:ind w:left="6480" w:hanging="360"/>
+      </w:pPr>
+      <w:rPr>
+        <w:rFonts w:ascii="Wingdings" w:hAnsi="Wingdings" w:hint="default"/>
+        <w:sz w:val="20"/>
+      </w:rPr>
+    </w:lvl>
+  </w:abstractNum>
+  <w:abstractNum w:abstractNumId="1" w15:restartNumberingAfterBreak="0">
+    <w:nsid w:val="4FBF24C0"/>
+    <w:multiLevelType w:val="multilevel"/>
+    <w:tmpl w:val="0890C192"/>
+    <w:lvl w:ilvl="0">
+      <w:start w:val="1"/>
+      <w:numFmt w:val="bullet"/>
+      <w:lvlText w:val=""/>
+      <w:lvlJc w:val="left"/>
+      <w:pPr>
+        <w:tabs>
+          <w:tab w:val="num" w:pos="720"/>
+        </w:tabs>
+        <w:ind w:left="720" w:hanging="360"/>
+      </w:pPr>
+      <w:rPr>
+        <w:rFonts w:ascii="Symbol" w:hAnsi="Symbol" w:hint="default"/>
+        <w:sz w:val="20"/>
+      </w:rPr>
+    </w:lvl>
+    <w:lvl w:ilvl="1" w:tentative="1">
+      <w:start w:val="1"/>
+      <w:numFmt w:val="bullet"/>
+      <w:lvlText w:val="o"/>
+      <w:lvlJc w:val="left"/>
+      <w:pPr>
+        <w:tabs>
+          <w:tab w:val="num" w:pos="1440"/>
+        </w:tabs>
+        <w:ind w:left="1440" w:hanging="360"/>
+      </w:pPr>
+      <w:rPr>
+        <w:rFonts w:ascii="Courier New" w:hAnsi="Courier New" w:hint="default"/>
+        <w:sz w:val="20"/>
+      </w:rPr>
+    </w:lvl>
+    <w:lvl w:ilvl="2" w:tentative="1">
+      <w:start w:val="1"/>
+      <w:numFmt w:val="bullet"/>
+      <w:lvlText w:val=""/>
+      <w:lvlJc w:val="left"/>
+      <w:pPr>
+        <w:tabs>
+          <w:tab w:val="num" w:pos="2160"/>
+        </w:tabs>
+        <w:ind w:left="2160" w:hanging="360"/>
+      </w:pPr>
+      <w:rPr>
+        <w:rFonts w:ascii="Wingdings" w:hAnsi="Wingdings" w:hint="default"/>
+        <w:sz w:val="20"/>
+      </w:rPr>
+    </w:lvl>
+    <w:lvl w:ilvl="3" w:tentative="1">
+      <w:start w:val="1"/>
+      <w:numFmt w:val="bullet"/>
+      <w:lvlText w:val=""/>
+      <w:lvlJc w:val="left"/>
+      <w:pPr>
+        <w:tabs>
+          <w:tab w:val="num" w:pos="2880"/>
+        </w:tabs>
+        <w:ind w:left="2880" w:hanging="360"/>
+      </w:pPr>
+      <w:rPr>
+        <w:rFonts w:ascii="Wingdings" w:hAnsi="Wingdings" w:hint="default"/>
+        <w:sz w:val="20"/>
+      </w:rPr>
+    </w:lvl>
+    <w:lvl w:ilvl="4" w:tentative="1">
+      <w:start w:val="1"/>
+      <w:numFmt w:val="bullet"/>
+      <w:lvlText w:val=""/>
+      <w:lvlJc w:val="left"/>
+      <w:pPr>
+        <w:tabs>
+          <w:tab w:val="num" w:pos="3600"/>
+        </w:tabs>
+        <w:ind w:left="3600" w:hanging="360"/>
+      </w:pPr>
+      <w:rPr>
+        <w:rFonts w:ascii="Wingdings" w:hAnsi="Wingdings" w:hint="default"/>
+        <w:sz w:val="20"/>
+      </w:rPr>
+    </w:lvl>
+    <w:lvl w:ilvl="5" w:tentative="1">
+      <w:start w:val="1"/>
+      <w:numFmt w:val="bullet"/>
+      <w:lvlText w:val=""/>
+      <w:lvlJc w:val="left"/>
+      <w:pPr>
+        <w:tabs>
+          <w:tab w:val="num" w:pos="4320"/>
+        </w:tabs>
+        <w:ind w:left="4320" w:hanging="360"/>
+      </w:pPr>
+      <w:rPr>
+        <w:rFonts w:ascii="Wingdings" w:hAnsi="Wingdings" w:hint="default"/>
+        <w:sz w:val="20"/>
+      </w:rPr>
+    </w:lvl>
+    <w:lvl w:ilvl="6" w:tentative="1">
+      <w:start w:val="1"/>
+      <w:numFmt w:val="bullet"/>
+      <w:lvlText w:val=""/>
+      <w:lvlJc w:val="left"/>
+      <w:pPr>
+        <w:tabs>
+          <w:tab w:val="num" w:pos="5040"/>
+        </w:tabs>
+        <w:ind w:left="5040" w:hanging="360"/>
+      </w:pPr>
+      <w:rPr>
+        <w:rFonts w:ascii="Wingdings" w:hAnsi="Wingdings" w:hint="default"/>
+        <w:sz w:val="20"/>
+      </w:rPr>
+    </w:lvl>
+    <w:lvl w:ilvl="7" w:tentative="1">
+      <w:start w:val="1"/>
+      <w:numFmt w:val="bullet"/>
+      <w:lvlText w:val=""/>
+      <w:lvlJc w:val="left"/>
+      <w:pPr>
+        <w:tabs>
+          <w:tab w:val="num" w:pos="5760"/>
+        </w:tabs>
+        <w:ind w:left="5760" w:hanging="360"/>
+      </w:pPr>
+      <w:rPr>
+        <w:rFonts w:ascii="Wingdings" w:hAnsi="Wingdings" w:hint="default"/>
+        <w:sz w:val="20"/>
+      </w:rPr>
+    </w:lvl>
+    <w:lvl w:ilvl="8" w:tentative="1">
+      <w:start w:val="1"/>
+      <w:numFmt w:val="bullet"/>
+      <w:lvlText w:val=""/>
+      <w:lvlJc w:val="left"/>
+      <w:pPr>
+        <w:tabs>
+          <w:tab w:val="num" w:pos="6480"/>
+        </w:tabs>
+        <w:ind w:left="6480" w:hanging="360"/>
+      </w:pPr>
+      <w:rPr>
+        <w:rFonts w:ascii="Wingdings" w:hAnsi="Wingdings" w:hint="default"/>
+        <w:sz w:val="20"/>
+      </w:rPr>
+    </w:lvl>
+  </w:abstractNum>
+  <w:abstractNum w:abstractNumId="2" w15:restartNumberingAfterBreak="0">
+    <w:nsid w:val="538E259E"/>
+    <w:multiLevelType w:val="multilevel"/>
+    <w:tmpl w:val="8C7AAF6A"/>
+    <w:lvl w:ilvl="0">
+      <w:start w:val="1"/>
+      <w:numFmt w:val="bullet"/>
+      <w:lvlText w:val=""/>
+      <w:lvlJc w:val="left"/>
+      <w:pPr>
+        <w:tabs>
+          <w:tab w:val="num" w:pos="720"/>
+        </w:tabs>
+        <w:ind w:left="720" w:hanging="360"/>
+      </w:pPr>
+      <w:rPr>
+        <w:rFonts w:ascii="Symbol" w:hAnsi="Symbol" w:hint="default"/>
+        <w:sz w:val="20"/>
+      </w:rPr>
+    </w:lvl>
+    <w:lvl w:ilvl="1" w:tentative="1">
+      <w:start w:val="1"/>
+      <w:numFmt w:val="bullet"/>
+      <w:lvlText w:val="o"/>
+      <w:lvlJc w:val="left"/>
+      <w:pPr>
+        <w:tabs>
+          <w:tab w:val="num" w:pos="1440"/>
+        </w:tabs>
+        <w:ind w:left="1440" w:hanging="360"/>
+      </w:pPr>
+      <w:rPr>
+        <w:rFonts w:ascii="Courier New" w:hAnsi="Courier New" w:hint="default"/>
+        <w:sz w:val="20"/>
+      </w:rPr>
+    </w:lvl>
+    <w:lvl w:ilvl="2" w:tentative="1">
+      <w:start w:val="1"/>
+      <w:numFmt w:val="bullet"/>
+      <w:lvlText w:val=""/>
+      <w:lvlJc w:val="left"/>
+      <w:pPr>
+        <w:tabs>
+          <w:tab w:val="num" w:pos="2160"/>
+        </w:tabs>
+        <w:ind w:left="2160" w:hanging="360"/>
+      </w:pPr>
+      <w:rPr>
+        <w:rFonts w:ascii="Wingdings" w:hAnsi="Wingdings" w:hint="default"/>
+        <w:sz w:val="20"/>
+      </w:rPr>
+    </w:lvl>
+    <w:lvl w:ilvl="3" w:tentative="1">
+      <w:start w:val="1"/>
+      <w:numFmt w:val="bullet"/>
+      <w:lvlText w:val=""/>
+      <w:lvlJc w:val="left"/>
+      <w:pPr>
+        <w:tabs>
+          <w:tab w:val="num" w:pos="2880"/>
+        </w:tabs>
+        <w:ind w:left="2880" w:hanging="360"/>
+      </w:pPr>
+      <w:rPr>
+        <w:rFonts w:ascii="Wingdings" w:hAnsi="Wingdings" w:hint="default"/>
+        <w:sz w:val="20"/>
+      </w:rPr>
+    </w:lvl>
+    <w:lvl w:ilvl="4" w:tentative="1">
+      <w:start w:val="1"/>
+      <w:numFmt w:val="bullet"/>
+      <w:lvlText w:val=""/>
+      <w:lvlJc w:val="left"/>
+      <w:pPr>
+        <w:tabs>
+          <w:tab w:val="num" w:pos="3600"/>
+        </w:tabs>
+        <w:ind w:left="3600" w:hanging="360"/>
+      </w:pPr>
+      <w:rPr>
+        <w:rFonts w:ascii="Wingdings" w:hAnsi="Wingdings" w:hint="default"/>
+        <w:sz w:val="20"/>
+      </w:rPr>
+    </w:lvl>
+    <w:lvl w:ilvl="5" w:tentative="1">
+      <w:start w:val="1"/>
+      <w:numFmt w:val="bullet"/>
+      <w:lvlText w:val=""/>
+      <w:lvlJc w:val="left"/>
+      <w:pPr>
+        <w:tabs>
+          <w:tab w:val="num" w:pos="4320"/>
+        </w:tabs>
+        <w:ind w:left="4320" w:hanging="360"/>
+      </w:pPr>
+      <w:rPr>
+        <w:rFonts w:ascii="Wingdings" w:hAnsi="Wingdings" w:hint="default"/>
+        <w:sz w:val="20"/>
+      </w:rPr>
+    </w:lvl>
+    <w:lvl w:ilvl="6" w:tentative="1">
+      <w:start w:val="1"/>
+      <w:numFmt w:val="bullet"/>
+      <w:lvlText w:val=""/>
+      <w:lvlJc w:val="left"/>
+      <w:pPr>
+        <w:tabs>
+          <w:tab w:val="num" w:pos="5040"/>
+        </w:tabs>
+        <w:ind w:left="5040" w:hanging="360"/>
+      </w:pPr>
+      <w:rPr>
+        <w:rFonts w:ascii="Wingdings" w:hAnsi="Wingdings" w:hint="default"/>
+        <w:sz w:val="20"/>
+      </w:rPr>
+    </w:lvl>
+    <w:lvl w:ilvl="7" w:tentative="1">
+      <w:start w:val="1"/>
+      <w:numFmt w:val="bullet"/>
+      <w:lvlText w:val=""/>
+      <w:lvlJc w:val="left"/>
+      <w:pPr>
+        <w:tabs>
+          <w:tab w:val="num" w:pos="5760"/>
+        </w:tabs>
+        <w:ind w:left="5760" w:hanging="360"/>
+      </w:pPr>
+      <w:rPr>
+        <w:rFonts w:ascii="Wingdings" w:hAnsi="Wingdings" w:hint="default"/>
+        <w:sz w:val="20"/>
+      </w:rPr>
+    </w:lvl>
+    <w:lvl w:ilvl="8" w:tentative="1">
+      <w:start w:val="1"/>
+      <w:numFmt w:val="bullet"/>
+      <w:lvlText w:val=""/>
+      <w:lvlJc w:val="left"/>
+      <w:pPr>
+        <w:tabs>
+          <w:tab w:val="num" w:pos="6480"/>
+        </w:tabs>
+        <w:ind w:left="6480" w:hanging="360"/>
+      </w:pPr>
+      <w:rPr>
+        <w:rFonts w:ascii="Wingdings" w:hAnsi="Wingdings" w:hint="default"/>
+        <w:sz w:val="20"/>
+      </w:rPr>
+    </w:lvl>
+  </w:abstractNum>
+  <w:abstractNum w:abstractNumId="3" w15:restartNumberingAfterBreak="0">
+    <w:nsid w:val="77C640E2"/>
+    <w:multiLevelType w:val="multilevel"/>
+    <w:tmpl w:val="9BB0568C"/>
+    <w:lvl w:ilvl="0">
+      <w:start w:val="1"/>
+      <w:numFmt w:val="bullet"/>
+      <w:lvlText w:val=""/>
+      <w:lvlJc w:val="left"/>
+      <w:pPr>
+        <w:tabs>
+          <w:tab w:val="num" w:pos="720"/>
+        </w:tabs>
+        <w:ind w:left="720" w:hanging="360"/>
+      </w:pPr>
+      <w:rPr>
+        <w:rFonts w:ascii="Symbol" w:hAnsi="Symbol" w:hint="default"/>
+        <w:sz w:val="20"/>
+      </w:rPr>
+    </w:lvl>
+    <w:lvl w:ilvl="1" w:tentative="1">
+      <w:start w:val="1"/>
+      <w:numFmt w:val="bullet"/>
+      <w:lvlText w:val="o"/>
+      <w:lvlJc w:val="left"/>
+      <w:pPr>
+        <w:tabs>
+          <w:tab w:val="num" w:pos="1440"/>
+        </w:tabs>
+        <w:ind w:left="1440" w:hanging="360"/>
+      </w:pPr>
+      <w:rPr>
+        <w:rFonts w:ascii="Courier New" w:hAnsi="Courier New" w:hint="default"/>
+        <w:sz w:val="20"/>
+      </w:rPr>
+    </w:lvl>
+    <w:lvl w:ilvl="2" w:tentative="1">
+      <w:start w:val="1"/>
+      <w:numFmt w:val="bullet"/>
+      <w:lvlText w:val=""/>
+      <w:lvlJc w:val="left"/>
+      <w:pPr>
+        <w:tabs>
+          <w:tab w:val="num" w:pos="2160"/>
+        </w:tabs>
+        <w:ind w:left="2160" w:hanging="360"/>
+      </w:pPr>
+      <w:rPr>
+        <w:rFonts w:ascii="Wingdings" w:hAnsi="Wingdings" w:hint="default"/>
+        <w:sz w:val="20"/>
+      </w:rPr>
+    </w:lvl>
+    <w:lvl w:ilvl="3" w:tentative="1">
+      <w:start w:val="1"/>
+      <w:numFmt w:val="bullet"/>
+      <w:lvlText w:val=""/>
+      <w:lvlJc w:val="left"/>
+      <w:pPr>
+        <w:tabs>
+          <w:tab w:val="num" w:pos="2880"/>
+        </w:tabs>
+        <w:ind w:left="2880" w:hanging="360"/>
+      </w:pPr>
+      <w:rPr>
+        <w:rFonts w:ascii="Wingdings" w:hAnsi="Wingdings" w:hint="default"/>
+        <w:sz w:val="20"/>
+      </w:rPr>
+    </w:lvl>
+    <w:lvl w:ilvl="4" w:tentative="1">
+      <w:start w:val="1"/>
+      <w:numFmt w:val="bullet"/>
+      <w:lvlText w:val=""/>
+      <w:lvlJc w:val="left"/>
+      <w:pPr>
+        <w:tabs>
+          <w:tab w:val="num" w:pos="3600"/>
+        </w:tabs>
+        <w:ind w:left="3600" w:hanging="360"/>
+      </w:pPr>
+      <w:rPr>
+        <w:rFonts w:ascii="Wingdings" w:hAnsi="Wingdings" w:hint="default"/>
+        <w:sz w:val="20"/>
+      </w:rPr>
+    </w:lvl>
+    <w:lvl w:ilvl="5" w:tentative="1">
+      <w:start w:val="1"/>
+      <w:numFmt w:val="bullet"/>
+      <w:lvlText w:val=""/>
+      <w:lvlJc w:val="left"/>
+      <w:pPr>
+        <w:tabs>
+          <w:tab w:val="num" w:pos="4320"/>
+        </w:tabs>
+        <w:ind w:left="4320" w:hanging="360"/>
+      </w:pPr>
+      <w:rPr>
+        <w:rFonts w:ascii="Wingdings" w:hAnsi="Wingdings" w:hint="default"/>
+        <w:sz w:val="20"/>
+      </w:rPr>
+    </w:lvl>
+    <w:lvl w:ilvl="6" w:tentative="1">
+      <w:start w:val="1"/>
+      <w:numFmt w:val="bullet"/>
+      <w:lvlText w:val=""/>
+      <w:lvlJc w:val="left"/>
+      <w:pPr>
+        <w:tabs>
+          <w:tab w:val="num" w:pos="5040"/>
+        </w:tabs>
+        <w:ind w:left="5040" w:hanging="360"/>
+      </w:pPr>
+      <w:rPr>
+        <w:rFonts w:ascii="Wingdings" w:hAnsi="Wingdings" w:hint="default"/>
+        <w:sz w:val="20"/>
+      </w:rPr>
+    </w:lvl>
+    <w:lvl w:ilvl="7" w:tentative="1">
+      <w:start w:val="1"/>
+      <w:numFmt w:val="bullet"/>
+      <w:lvlText w:val=""/>
+      <w:lvlJc w:val="left"/>
+      <w:pPr>
+        <w:tabs>
+          <w:tab w:val="num" w:pos="5760"/>
+        </w:tabs>
+        <w:ind w:left="5760" w:hanging="360"/>
+      </w:pPr>
+      <w:rPr>
+        <w:rFonts w:ascii="Wingdings" w:hAnsi="Wingdings" w:hint="default"/>
+        <w:sz w:val="20"/>
+      </w:rPr>
+    </w:lvl>
+    <w:lvl w:ilvl="8" w:tentative="1">
+      <w:start w:val="1"/>
+      <w:numFmt w:val="bullet"/>
+      <w:lvlText w:val=""/>
+      <w:lvlJc w:val="left"/>
+      <w:pPr>
+        <w:tabs>
+          <w:tab w:val="num" w:pos="6480"/>
+        </w:tabs>
+        <w:ind w:left="6480" w:hanging="360"/>
+      </w:pPr>
+      <w:rPr>
+        <w:rFonts w:ascii="Wingdings" w:hAnsi="Wingdings" w:hint="default"/>
+        <w:sz w:val="20"/>
+      </w:rPr>
+    </w:lvl>
+  </w:abstractNum>
+  <w:num w:numId="1" w16cid:durableId="123695638">
+    <w:abstractNumId w:val="2"/>
+  </w:num>
+  <w:num w:numId="2" w16cid:durableId="1228228886">
+    <w:abstractNumId w:val="3"/>
+  </w:num>
+  <w:num w:numId="3" w16cid:durableId="1500734375">
+    <w:abstractNumId w:val="1"/>
+  </w:num>
+  <w:num w:numId="4" w16cid:durableId="686635941">
+    <w:abstractNumId w:val="0"/>
+  </w:num>
+</w:numbering>
 </file>
 
 <file path=word/styles.xml><?xml version="1.0" encoding="utf-8"?>
@@ -616,7 +3200,6 @@
   <w:style w:type="character" w:default="1" w:styleId="Absatz-Standardschriftart">
     <w:name w:val="Default Paragraph Font"/>
     <w:uiPriority w:val="1"/>
-    <w:semiHidden/>
     <w:unhideWhenUsed/>
   </w:style>
   <w:style w:type="table" w:default="1" w:styleId="NormaleTabelle">
